--- a/pr-preview/pr-90/chapters/22-target-trial-emulation-tracked-changes.docx
+++ b/pr-preview/pr-90/chapters/22-target-trial-emulation-tracked-changes.docx
@@ -4301,7 +4301,13 @@
               <w:t xml:space="preserve"> </w:t>
             </w:r>
             <w:r>
-              <w:t xml:space="preserve">which may differ from real life (close monitoring; adherence may rise once a treatment is shown to work);</w:t>
+              <w:t xml:space="preserve">which may differ from real life (close monitoring;</w:t>
+            </w:r>
+            <w:r>
+              <w:t xml:space="preserve"> </w:t>
+            </w:r>
+            <w:r>
+              <w:t xml:space="preserve">adherence may rise once a treatment is shown to work);</w:t>
             </w:r>
           </w:p>
           <w:p>
@@ -11904,7 +11910,17 @@
       </w:ins>
       <w:ins w:id="142" w:author="PR Preview" w:date="2024-01-01T00:00:00Z">
         <w:r>
-          <w:t xml:space="preserve">(or instrumental variable methods, with their own strong assumptions; Technical Point 16.6);</w:t>
+          <w:t xml:space="preserve">(or instrumental variable methods, with their own strong assumptions;</w:t>
+        </w:r>
+      </w:ins>
+      <w:ins w:id="142" w:author="PR Preview" w:date="2024-01-01T00:00:00Z">
+        <w:r>
+          <w:t xml:space="preserve"> </w:t>
+        </w:r>
+      </w:ins>
+      <w:ins w:id="142" w:author="PR Preview" w:date="2024-01-01T00:00:00Z">
+        <w:r>
+          <w:t xml:space="preserve">Technical Point 16.6);</w:t>
         </w:r>
       </w:ins>
     </w:p>
